--- a/public/dossiers/bitlibera.docx
+++ b/public/dossiers/bitlibera.docx
@@ -178,7 +178,7 @@
           <w:sz w:val="22"/>
           <w:szCs w:val="22"/>
         </w:rPr>
-        <w:t xml:space="preserve">8M end-users and 400k merchants by 2036, 4,5 Mds FBU ARR.</w:t>
+        <w:t xml:space="preserve">8M end-users and 400k merchants by 2036, 500 M FBU ARR.</w:t>
       </w:r>
     </w:p>
     <w:p>
@@ -1019,7 +1019,7 @@
                 <w:sz w:val="20"/>
                 <w:szCs w:val="20"/>
               </w:rPr>
-              <w:t xml:space="preserve">45 M FBU</w:t>
+              <w:t xml:space="preserve">15 M FBU</w:t>
             </w:r>
           </w:p>
         </w:tc>
@@ -1141,7 +1141,7 @@
                 <w:sz w:val="20"/>
                 <w:szCs w:val="20"/>
               </w:rPr>
-              <w:t xml:space="preserve">180 M FBU</w:t>
+              <w:t xml:space="preserve">50 M FBU</w:t>
             </w:r>
           </w:p>
         </w:tc>
@@ -1263,7 +1263,7 @@
                 <w:sz w:val="20"/>
                 <w:szCs w:val="20"/>
               </w:rPr>
-              <w:t xml:space="preserve">1,2 Md FBU</w:t>
+              <w:t xml:space="preserve">200 M FBU</w:t>
             </w:r>
           </w:p>
         </w:tc>
@@ -1385,7 +1385,7 @@
                 <w:sz w:val="20"/>
                 <w:szCs w:val="20"/>
               </w:rPr>
-              <w:t xml:space="preserve">6 Mds FBU</w:t>
+              <w:t xml:space="preserve">700 M FBU</w:t>
             </w:r>
           </w:p>
         </w:tc>
@@ -1913,7 +1913,7 @@
                 <w:sz w:val="20"/>
                 <w:szCs w:val="20"/>
               </w:rPr>
-              <w:t xml:space="preserve">Working-capital float of at least 150 M FBU</w:t>
+              <w:t xml:space="preserve">Working-capital float of at least 40 M FBU</w:t>
             </w:r>
           </w:p>
         </w:tc>
@@ -2566,7 +2566,7 @@
                 <w:sz w:val="20"/>
                 <w:szCs w:val="20"/>
               </w:rPr>
-              <w:t xml:space="preserve">900 M FBU</w:t>
+              <w:t xml:space="preserve">150 M FBU</w:t>
             </w:r>
           </w:p>
         </w:tc>
@@ -2596,7 +2596,7 @@
                 <w:sz w:val="20"/>
                 <w:szCs w:val="20"/>
               </w:rPr>
-              <w:t xml:space="preserve">40 Mds FBU</w:t>
+              <w:t xml:space="preserve">3 Mds FBU</w:t>
             </w:r>
           </w:p>
         </w:tc>
@@ -2626,7 +2626,7 @@
                 <w:sz w:val="20"/>
                 <w:szCs w:val="20"/>
               </w:rPr>
-              <w:t xml:space="preserve">260 Mds FBU</w:t>
+              <w:t xml:space="preserve">20 Mds FBU</w:t>
             </w:r>
           </w:p>
         </w:tc>
@@ -2688,7 +2688,7 @@
                 <w:sz w:val="20"/>
                 <w:szCs w:val="20"/>
               </w:rPr>
-              <w:t xml:space="preserve">30 M FBU</w:t>
+              <w:t xml:space="preserve">20 M FBU</w:t>
             </w:r>
           </w:p>
         </w:tc>
@@ -2718,7 +2718,7 @@
                 <w:sz w:val="20"/>
                 <w:szCs w:val="20"/>
               </w:rPr>
-              <w:t xml:space="preserve">700 M FBU</w:t>
+              <w:t xml:space="preserve">150 M FBU</w:t>
             </w:r>
           </w:p>
         </w:tc>
@@ -2748,7 +2748,7 @@
                 <w:sz w:val="20"/>
                 <w:szCs w:val="20"/>
               </w:rPr>
-              <w:t xml:space="preserve">4,5 Mds FBU</w:t>
+              <w:t xml:space="preserve">500 M FBU</w:t>
             </w:r>
           </w:p>
         </w:tc>
@@ -4313,7 +4313,7 @@
                 <w:sz w:val="20"/>
                 <w:szCs w:val="20"/>
               </w:rPr>
-              <w:t xml:space="preserve">30M FBU ARR</w:t>
+              <w:t xml:space="preserve">20M FBU ARR</w:t>
             </w:r>
           </w:p>
         </w:tc>
@@ -4926,7 +4926,7 @@
                 <w:sz w:val="20"/>
                 <w:szCs w:val="20"/>
               </w:rPr>
-              <w:t xml:space="preserve">700M FBU ARR</w:t>
+              <w:t xml:space="preserve">150M FBU ARR</w:t>
             </w:r>
           </w:p>
         </w:tc>
@@ -5539,7 +5539,7 @@
                 <w:sz w:val="20"/>
                 <w:szCs w:val="20"/>
               </w:rPr>
-              <w:t xml:space="preserve">4,5 Mds FBU ARR</w:t>
+              <w:t xml:space="preserve">500M FBU ARR</w:t>
             </w:r>
           </w:p>
         </w:tc>
